--- a/2026-Q3/Devotionals/NewBeginnings-v6.docx
+++ b/2026-Q3/Devotionals/NewBeginnings-v6.docx
@@ -466,12 +466,6 @@
         <w:gridCol w:w="2000"/>
       </w:tblGrid>
       <w:tr>
-        <w:tblPrEx>
-          <w:tblCellMar>
-            <w:top w:w="0" w:type="dxa"/>
-            <w:bottom w:w="0" w:type="dxa"/>
-          </w:tblCellMar>
-        </w:tblPrEx>
         <w:trPr>
           <w:cantSplit/>
           <w:tblHeader/>
@@ -600,12 +594,6 @@
         </w:tc>
       </w:tr>
       <w:tr>
-        <w:tblPrEx>
-          <w:tblCellMar>
-            <w:top w:w="0" w:type="dxa"/>
-            <w:bottom w:w="0" w:type="dxa"/>
-          </w:tblCellMar>
-        </w:tblPrEx>
         <w:trPr>
           <w:cantSplit/>
         </w:trPr>
@@ -869,12 +857,6 @@
         </w:tc>
       </w:tr>
       <w:tr>
-        <w:tblPrEx>
-          <w:tblCellMar>
-            <w:top w:w="0" w:type="dxa"/>
-            <w:bottom w:w="0" w:type="dxa"/>
-          </w:tblCellMar>
-        </w:tblPrEx>
         <w:trPr>
           <w:cantSplit/>
         </w:trPr>
@@ -1138,12 +1120,6 @@
         </w:tc>
       </w:tr>
       <w:tr>
-        <w:tblPrEx>
-          <w:tblCellMar>
-            <w:top w:w="0" w:type="dxa"/>
-            <w:bottom w:w="0" w:type="dxa"/>
-          </w:tblCellMar>
-        </w:tblPrEx>
         <w:trPr>
           <w:cantSplit/>
         </w:trPr>
@@ -1468,12 +1444,6 @@
         <w:gridCol w:w="5760"/>
       </w:tblGrid>
       <w:tr>
-        <w:tblPrEx>
-          <w:tblCellMar>
-            <w:top w:w="0" w:type="dxa"/>
-            <w:bottom w:w="0" w:type="dxa"/>
-          </w:tblCellMar>
-        </w:tblPrEx>
         <w:trPr>
           <w:tblHeader/>
         </w:trPr>
@@ -1508,12 +1478,6 @@
         </w:tc>
       </w:tr>
       <w:tr>
-        <w:tblPrEx>
-          <w:tblCellMar>
-            <w:top w:w="0" w:type="dxa"/>
-            <w:bottom w:w="0" w:type="dxa"/>
-          </w:tblCellMar>
-        </w:tblPrEx>
         <w:trPr>
           <w:cantSplit/>
         </w:trPr>
@@ -1611,12 +1575,6 @@
         </w:tc>
       </w:tr>
       <w:tr>
-        <w:tblPrEx>
-          <w:tblCellMar>
-            <w:top w:w="0" w:type="dxa"/>
-            <w:bottom w:w="0" w:type="dxa"/>
-          </w:tblCellMar>
-        </w:tblPrEx>
         <w:trPr>
           <w:cantSplit/>
         </w:trPr>
@@ -1726,12 +1684,6 @@
         </w:tc>
       </w:tr>
       <w:tr>
-        <w:tblPrEx>
-          <w:tblCellMar>
-            <w:top w:w="0" w:type="dxa"/>
-            <w:bottom w:w="0" w:type="dxa"/>
-          </w:tblCellMar>
-        </w:tblPrEx>
         <w:trPr>
           <w:cantSplit/>
         </w:trPr>
@@ -1841,12 +1793,6 @@
         </w:tc>
       </w:tr>
       <w:tr>
-        <w:tblPrEx>
-          <w:tblCellMar>
-            <w:top w:w="0" w:type="dxa"/>
-            <w:bottom w:w="0" w:type="dxa"/>
-          </w:tblCellMar>
-        </w:tblPrEx>
         <w:trPr>
           <w:cantSplit/>
         </w:trPr>
@@ -1956,12 +1902,6 @@
         </w:tc>
       </w:tr>
       <w:tr>
-        <w:tblPrEx>
-          <w:tblCellMar>
-            <w:top w:w="0" w:type="dxa"/>
-            <w:bottom w:w="0" w:type="dxa"/>
-          </w:tblCellMar>
-        </w:tblPrEx>
         <w:trPr>
           <w:cantSplit/>
         </w:trPr>
@@ -2071,12 +2011,6 @@
         </w:tc>
       </w:tr>
       <w:tr>
-        <w:tblPrEx>
-          <w:tblCellMar>
-            <w:top w:w="0" w:type="dxa"/>
-            <w:bottom w:w="0" w:type="dxa"/>
-          </w:tblCellMar>
-        </w:tblPrEx>
         <w:trPr>
           <w:cantSplit/>
         </w:trPr>
@@ -2381,19 +2315,7 @@
         <w:rPr>
           <w:highlight w:val="yellow"/>
         </w:rPr>
-        <w:t xml:space="preserve">“Consider how </w:t>
-      </w:r>
-      <w:r>
-        <w:rPr>
-          <w:highlight w:val="yellow"/>
-        </w:rPr>
-        <w:t>God does not merely help us reach old age. He promises to carry us through it.</w:t>
-      </w:r>
-      <w:r>
-        <w:rPr>
-          <w:highlight w:val="yellow"/>
-        </w:rPr>
-        <w:t>”</w:t>
+        <w:t>“Consider how God does not merely help us reach old age. He promises to carry us through it.”</w:t>
       </w:r>
     </w:p>
     <w:p>
@@ -3021,12 +2943,6 @@
         <w:gridCol w:w="9360"/>
       </w:tblGrid>
       <w:tr>
-        <w:tblPrEx>
-          <w:tblCellMar>
-            <w:top w:w="0" w:type="dxa"/>
-            <w:bottom w:w="0" w:type="dxa"/>
-          </w:tblCellMar>
-        </w:tblPrEx>
         <w:trPr>
           <w:cantSplit/>
         </w:trPr>
@@ -3403,12 +3319,6 @@
         <w:gridCol w:w="9360"/>
       </w:tblGrid>
       <w:tr>
-        <w:tblPrEx>
-          <w:tblCellMar>
-            <w:top w:w="0" w:type="dxa"/>
-            <w:bottom w:w="0" w:type="dxa"/>
-          </w:tblCellMar>
-        </w:tblPrEx>
         <w:trPr>
           <w:cantSplit/>
         </w:trPr>
@@ -3871,12 +3781,6 @@
         <w:gridCol w:w="9360"/>
       </w:tblGrid>
       <w:tr>
-        <w:tblPrEx>
-          <w:tblCellMar>
-            <w:top w:w="0" w:type="dxa"/>
-            <w:bottom w:w="0" w:type="dxa"/>
-          </w:tblCellMar>
-        </w:tblPrEx>
         <w:trPr>
           <w:cantSplit/>
         </w:trPr>
@@ -4166,7 +4070,19 @@
         <w:rPr>
           <w:highlight w:val="yellow"/>
         </w:rPr>
-        <w:t>And what does an eighty-four-year-old widow do with that? She “spoke of Him to all those who looked for redemption in Jerusalem.” She became a preacher at eighty-four. Her ministry did not end at her husband’s grave. It began there.</w:t>
+        <w:t>And what does an eighty-four-year-old widow do with that? She “spoke of Him to all those who looked for redemption in Jerusalem.” She became a</w:t>
+      </w:r>
+      <w:r>
+        <w:rPr>
+          <w:highlight w:val="yellow"/>
+        </w:rPr>
+        <w:t>n evangelist</w:t>
+      </w:r>
+      <w:r>
+        <w:rPr>
+          <w:highlight w:val="yellow"/>
+        </w:rPr>
+        <w:t xml:space="preserve"> at eighty-four. Her ministry did not end at her husband’s grave. It began there.</w:t>
       </w:r>
     </w:p>
     <w:p>
@@ -4300,12 +4216,6 @@
         <w:gridCol w:w="9360"/>
       </w:tblGrid>
       <w:tr>
-        <w:tblPrEx>
-          <w:tblCellMar>
-            <w:top w:w="0" w:type="dxa"/>
-            <w:bottom w:w="0" w:type="dxa"/>
-          </w:tblCellMar>
-        </w:tblPrEx>
         <w:trPr>
           <w:cantSplit/>
         </w:trPr>
@@ -4650,12 +4560,6 @@
         <w:gridCol w:w="9360"/>
       </w:tblGrid>
       <w:tr>
-        <w:tblPrEx>
-          <w:tblCellMar>
-            <w:top w:w="0" w:type="dxa"/>
-            <w:bottom w:w="0" w:type="dxa"/>
-          </w:tblCellMar>
-        </w:tblPrEx>
         <w:trPr>
           <w:cantSplit/>
         </w:trPr>
@@ -4901,12 +4805,6 @@
         <w:gridCol w:w="5760"/>
       </w:tblGrid>
       <w:tr>
-        <w:tblPrEx>
-          <w:tblCellMar>
-            <w:top w:w="0" w:type="dxa"/>
-            <w:bottom w:w="0" w:type="dxa"/>
-          </w:tblCellMar>
-        </w:tblPrEx>
         <w:trPr>
           <w:tblHeader/>
         </w:trPr>
@@ -4941,12 +4839,6 @@
         </w:tc>
       </w:tr>
       <w:tr>
-        <w:tblPrEx>
-          <w:tblCellMar>
-            <w:top w:w="0" w:type="dxa"/>
-            <w:bottom w:w="0" w:type="dxa"/>
-          </w:tblCellMar>
-        </w:tblPrEx>
         <w:trPr>
           <w:cantSplit/>
         </w:trPr>
@@ -5044,12 +4936,6 @@
         </w:tc>
       </w:tr>
       <w:tr>
-        <w:tblPrEx>
-          <w:tblCellMar>
-            <w:top w:w="0" w:type="dxa"/>
-            <w:bottom w:w="0" w:type="dxa"/>
-          </w:tblCellMar>
-        </w:tblPrEx>
         <w:trPr>
           <w:cantSplit/>
         </w:trPr>
@@ -5159,12 +5045,6 @@
         </w:tc>
       </w:tr>
       <w:tr>
-        <w:tblPrEx>
-          <w:tblCellMar>
-            <w:top w:w="0" w:type="dxa"/>
-            <w:bottom w:w="0" w:type="dxa"/>
-          </w:tblCellMar>
-        </w:tblPrEx>
         <w:trPr>
           <w:cantSplit/>
         </w:trPr>
@@ -5274,12 +5154,6 @@
         </w:tc>
       </w:tr>
       <w:tr>
-        <w:tblPrEx>
-          <w:tblCellMar>
-            <w:top w:w="0" w:type="dxa"/>
-            <w:bottom w:w="0" w:type="dxa"/>
-          </w:tblCellMar>
-        </w:tblPrEx>
         <w:trPr>
           <w:cantSplit/>
         </w:trPr>
@@ -5389,12 +5263,6 @@
         </w:tc>
       </w:tr>
       <w:tr>
-        <w:tblPrEx>
-          <w:tblCellMar>
-            <w:top w:w="0" w:type="dxa"/>
-            <w:bottom w:w="0" w:type="dxa"/>
-          </w:tblCellMar>
-        </w:tblPrEx>
         <w:trPr>
           <w:cantSplit/>
         </w:trPr>
@@ -5520,12 +5388,6 @@
         </w:tc>
       </w:tr>
       <w:tr>
-        <w:tblPrEx>
-          <w:tblCellMar>
-            <w:top w:w="0" w:type="dxa"/>
-            <w:bottom w:w="0" w:type="dxa"/>
-          </w:tblCellMar>
-        </w:tblPrEx>
         <w:trPr>
           <w:cantSplit/>
         </w:trPr>
@@ -6535,12 +6397,6 @@
         <w:gridCol w:w="9360"/>
       </w:tblGrid>
       <w:tr>
-        <w:tblPrEx>
-          <w:tblCellMar>
-            <w:top w:w="0" w:type="dxa"/>
-            <w:bottom w:w="0" w:type="dxa"/>
-          </w:tblCellMar>
-        </w:tblPrEx>
         <w:trPr>
           <w:cantSplit/>
         </w:trPr>
@@ -7008,7 +6864,19 @@
         <w:t>Sarah</w:t>
       </w:r>
       <w:r>
-        <w:t>, says this: “Sometimes we must look for different ways to do things. I don’t always have time to cook a meal for someone at a moment’s notice — BUT I have learned how to can vegetables and stew, and now I can take someone my ‘Blessing Stew’ when they need a meal. Instead of saying ‘I can’t do that,’ I find a way to do it — in ways that bring joy to your heart in serving.”</w:t>
+        <w:t xml:space="preserve">, says this: “Sometimes we must look for different ways to do things. I don’t always have time to cook a meal for someone at a moment’s notice — BUT I have learned how to can vegetables and </w:t>
+      </w:r>
+      <w:r>
+        <w:t>meat</w:t>
+      </w:r>
+      <w:r>
+        <w:t xml:space="preserve">, and now I can take someone my ‘Blessing Stew’ when they need a meal. Instead of saying ‘I can’t do that,’ I find a way to do it — in ways that bring joy to </w:t>
+      </w:r>
+      <w:r>
+        <w:t xml:space="preserve">my </w:t>
+      </w:r>
+      <w:r>
+        <w:t>heart in serving.”</w:t>
       </w:r>
     </w:p>
     <w:p>
@@ -7104,12 +6972,6 @@
         <w:gridCol w:w="9360"/>
       </w:tblGrid>
       <w:tr>
-        <w:tblPrEx>
-          <w:tblCellMar>
-            <w:top w:w="0" w:type="dxa"/>
-            <w:bottom w:w="0" w:type="dxa"/>
-          </w:tblCellMar>
-        </w:tblPrEx>
         <w:trPr>
           <w:cantSplit/>
         </w:trPr>
@@ -7507,12 +7369,6 @@
         <w:gridCol w:w="9360"/>
       </w:tblGrid>
       <w:tr>
-        <w:tblPrEx>
-          <w:tblCellMar>
-            <w:top w:w="0" w:type="dxa"/>
-            <w:bottom w:w="0" w:type="dxa"/>
-          </w:tblCellMar>
-        </w:tblPrEx>
         <w:trPr>
           <w:cantSplit/>
         </w:trPr>
@@ -7906,12 +7762,6 @@
         <w:gridCol w:w="9360"/>
       </w:tblGrid>
       <w:tr>
-        <w:tblPrEx>
-          <w:tblCellMar>
-            <w:top w:w="0" w:type="dxa"/>
-            <w:bottom w:w="0" w:type="dxa"/>
-          </w:tblCellMar>
-        </w:tblPrEx>
         <w:trPr>
           <w:cantSplit/>
         </w:trPr>
@@ -7944,7 +7794,27 @@
                 <w:sz w:val="26"/>
                 <w:szCs w:val="26"/>
               </w:rPr>
-              <w:t>A bed, a table, a chair, and a lamp. Lydia’s open door became a church.</w:t>
+              <w:t xml:space="preserve">A bed, a table, a chair, and a lamp. Lydia’s open door became </w:t>
+            </w:r>
+            <w:r>
+              <w:rPr>
+                <w:b/>
+                <w:bCs/>
+                <w:color w:val="3E5C4A"/>
+                <w:sz w:val="26"/>
+                <w:szCs w:val="26"/>
+              </w:rPr>
+              <w:t>where the church met</w:t>
+            </w:r>
+            <w:r>
+              <w:rPr>
+                <w:b/>
+                <w:bCs/>
+                <w:color w:val="3E5C4A"/>
+                <w:sz w:val="26"/>
+                <w:szCs w:val="26"/>
+              </w:rPr>
+              <w:t>.</w:t>
             </w:r>
           </w:p>
         </w:tc>
@@ -8061,12 +7931,6 @@
         <w:gridCol w:w="9360"/>
       </w:tblGrid>
       <w:tr>
-        <w:tblPrEx>
-          <w:tblCellMar>
-            <w:top w:w="0" w:type="dxa"/>
-            <w:bottom w:w="0" w:type="dxa"/>
-          </w:tblCellMar>
-        </w:tblPrEx>
         <w:trPr>
           <w:cantSplit/>
         </w:trPr>
@@ -8300,12 +8164,6 @@
         <w:gridCol w:w="5760"/>
       </w:tblGrid>
       <w:tr>
-        <w:tblPrEx>
-          <w:tblCellMar>
-            <w:top w:w="0" w:type="dxa"/>
-            <w:bottom w:w="0" w:type="dxa"/>
-          </w:tblCellMar>
-        </w:tblPrEx>
         <w:trPr>
           <w:tblHeader/>
         </w:trPr>
@@ -8340,12 +8198,6 @@
         </w:tc>
       </w:tr>
       <w:tr>
-        <w:tblPrEx>
-          <w:tblCellMar>
-            <w:top w:w="0" w:type="dxa"/>
-            <w:bottom w:w="0" w:type="dxa"/>
-          </w:tblCellMar>
-        </w:tblPrEx>
         <w:trPr>
           <w:cantSplit/>
         </w:trPr>
@@ -8443,12 +8295,6 @@
         </w:tc>
       </w:tr>
       <w:tr>
-        <w:tblPrEx>
-          <w:tblCellMar>
-            <w:top w:w="0" w:type="dxa"/>
-            <w:bottom w:w="0" w:type="dxa"/>
-          </w:tblCellMar>
-        </w:tblPrEx>
         <w:trPr>
           <w:cantSplit/>
         </w:trPr>
@@ -8558,12 +8404,6 @@
         </w:tc>
       </w:tr>
       <w:tr>
-        <w:tblPrEx>
-          <w:tblCellMar>
-            <w:top w:w="0" w:type="dxa"/>
-            <w:bottom w:w="0" w:type="dxa"/>
-          </w:tblCellMar>
-        </w:tblPrEx>
         <w:trPr>
           <w:cantSplit/>
         </w:trPr>
@@ -8673,12 +8513,6 @@
         </w:tc>
       </w:tr>
       <w:tr>
-        <w:tblPrEx>
-          <w:tblCellMar>
-            <w:top w:w="0" w:type="dxa"/>
-            <w:bottom w:w="0" w:type="dxa"/>
-          </w:tblCellMar>
-        </w:tblPrEx>
         <w:trPr>
           <w:cantSplit/>
         </w:trPr>
@@ -8788,12 +8622,6 @@
         </w:tc>
       </w:tr>
       <w:tr>
-        <w:tblPrEx>
-          <w:tblCellMar>
-            <w:top w:w="0" w:type="dxa"/>
-            <w:bottom w:w="0" w:type="dxa"/>
-          </w:tblCellMar>
-        </w:tblPrEx>
         <w:trPr>
           <w:cantSplit/>
         </w:trPr>
@@ -8903,12 +8731,6 @@
         </w:tc>
       </w:tr>
       <w:tr>
-        <w:tblPrEx>
-          <w:tblCellMar>
-            <w:top w:w="0" w:type="dxa"/>
-            <w:bottom w:w="0" w:type="dxa"/>
-          </w:tblCellMar>
-        </w:tblPrEx>
         <w:trPr>
           <w:cantSplit/>
         </w:trPr>
@@ -9776,12 +9598,6 @@
         <w:gridCol w:w="9360"/>
       </w:tblGrid>
       <w:tr>
-        <w:tblPrEx>
-          <w:tblCellMar>
-            <w:top w:w="0" w:type="dxa"/>
-            <w:bottom w:w="0" w:type="dxa"/>
-          </w:tblCellMar>
-        </w:tblPrEx>
         <w:trPr>
           <w:cantSplit/>
         </w:trPr>
@@ -9969,25 +9785,7 @@
         <w:rPr>
           <w:highlight w:val="yellow"/>
         </w:rPr>
-        <w:t>So,</w:t>
-      </w:r>
-      <w:r>
-        <w:rPr>
-          <w:highlight w:val="yellow"/>
-        </w:rPr>
-        <w:t xml:space="preserve"> David straps on his sword. Four hundred men </w:t>
-      </w:r>
-      <w:r>
-        <w:rPr>
-          <w:highlight w:val="yellow"/>
-        </w:rPr>
-        <w:t xml:space="preserve">with swords </w:t>
-      </w:r>
-      <w:r>
-        <w:rPr>
-          <w:highlight w:val="yellow"/>
-        </w:rPr>
-        <w:t>behind him. And he swears, “by morning, not one of them will be left.”</w:t>
+        <w:t>So, David straps on his sword. Four hundred men with swords behind him. And he swears, “by morning, not one of them will be left.”</w:t>
       </w:r>
     </w:p>
     <w:p>
@@ -10217,12 +10015,6 @@
         <w:gridCol w:w="9360"/>
       </w:tblGrid>
       <w:tr>
-        <w:tblPrEx>
-          <w:tblCellMar>
-            <w:top w:w="0" w:type="dxa"/>
-            <w:bottom w:w="0" w:type="dxa"/>
-          </w:tblCellMar>
-        </w:tblPrEx>
         <w:trPr>
           <w:cantSplit/>
         </w:trPr>
@@ -10660,12 +10452,6 @@
         <w:gridCol w:w="9360"/>
       </w:tblGrid>
       <w:tr>
-        <w:tblPrEx>
-          <w:tblCellMar>
-            <w:top w:w="0" w:type="dxa"/>
-            <w:bottom w:w="0" w:type="dxa"/>
-          </w:tblCellMar>
-        </w:tblPrEx>
         <w:trPr>
           <w:cantSplit/>
         </w:trPr>
@@ -11238,12 +11024,6 @@
         <w:gridCol w:w="9360"/>
       </w:tblGrid>
       <w:tr>
-        <w:tblPrEx>
-          <w:tblCellMar>
-            <w:top w:w="0" w:type="dxa"/>
-            <w:bottom w:w="0" w:type="dxa"/>
-          </w:tblCellMar>
-        </w:tblPrEx>
         <w:trPr>
           <w:cantSplit/>
         </w:trPr>
@@ -11605,12 +11385,6 @@
         <w:gridCol w:w="9360"/>
       </w:tblGrid>
       <w:tr>
-        <w:tblPrEx>
-          <w:tblCellMar>
-            <w:top w:w="0" w:type="dxa"/>
-            <w:bottom w:w="0" w:type="dxa"/>
-          </w:tblCellMar>
-        </w:tblPrEx>
         <w:trPr>
           <w:cantSplit/>
         </w:trPr>
